--- a/tools/ksp-image-prompts/ручные_статьи_июнь/статья05_июнь_2026_mozhno-li-vernut-estestvennyy-tsvet.docx
+++ b/tools/ksp-image-prompts/ручные_статьи_июнь/статья05_июнь_2026_mozhno-li-vernut-estestvennyy-tsvet.docx
@@ -4,7 +4,21 @@
   <w:body>
     <w:p>
       <w:pPr>
-        <w:spacing w:after="240" w:before="0"/>
+        <w:spacing w:before="0" w:after="160" w:line="269" w:lineRule="auto"/>
+      </w:pPr>
+      <w:r>
+        <w:rPr>
+          <w:rFonts w:ascii="Arial" w:hAnsi="Arial"/>
+          <w:b/>
+          <w:color w:val="C00000"/>
+          <w:sz w:val="30"/>
+        </w:rPr>
+        <w:t>для Вконтакте:</w:t>
+      </w:r>
+    </w:p>
+    <w:p>
+      <w:pPr>
+        <w:spacing w:before="0" w:after="240" w:line="269" w:lineRule="auto"/>
       </w:pPr>
       <w:r>
         <w:rPr>
@@ -17,33 +31,7 @@
     </w:p>
     <w:p>
       <w:pPr>
-        <w:spacing w:after="160" w:before="0"/>
-      </w:pPr>
-      <w:r>
-        <w:rPr>
-          <w:rFonts w:ascii="Arial" w:hAnsi="Arial"/>
-          <w:b w:val="0"/>
-          <w:sz w:val="24"/>
-        </w:rPr>
-        <w:t>——————</w:t>
-      </w:r>
-    </w:p>
-    <w:p>
-      <w:pPr>
-        <w:spacing w:after="200" w:before="0"/>
-      </w:pPr>
-      <w:r>
-        <w:rPr>
-          <w:rFonts w:ascii="Arial" w:hAnsi="Arial"/>
-          <w:b/>
-          <w:sz w:val="28"/>
-        </w:rPr>
-        <w:t>Версия для ВКонтакте (ВК)</w:t>
-      </w:r>
-    </w:p>
-    <w:p>
-      <w:pPr>
-        <w:spacing w:after="80" w:before="0"/>
+        <w:spacing w:before="0" w:after="120" w:line="269" w:lineRule="auto"/>
       </w:pPr>
       <w:r>
         <w:rPr>
@@ -56,33 +44,42 @@
     </w:p>
     <w:p>
       <w:pPr>
-        <w:spacing w:after="80" w:before="0"/>
+        <w:spacing w:before="80" w:after="100" w:line="269" w:lineRule="auto"/>
       </w:pPr>
+      <w:r>
+        <w:rPr>
+          <w:rFonts w:ascii="Arial" w:hAnsi="Arial"/>
+          <w:b/>
+          <w:color w:val="1F4E79"/>
+          <w:sz w:val="26"/>
+        </w:rPr>
+        <w:t>✅ Что реально помогает без клинического отбеливания</w:t>
+      </w:r>
+    </w:p>
+    <w:p>
+      <w:pPr>
+        <w:spacing w:after="80" w:line="269" w:lineRule="auto"/>
+      </w:pPr>
+      <w:r>
+        <w:rPr>
+          <w:rFonts w:ascii="Arial" w:hAnsi="Arial"/>
+          <w:b/>
+          <w:sz w:val="24"/>
+        </w:rPr>
+        <w:t xml:space="preserve">1. </w:t>
+      </w:r>
       <w:r>
         <w:rPr>
           <w:rFonts w:ascii="Arial" w:hAnsi="Arial"/>
           <w:b w:val="0"/>
           <w:sz w:val="24"/>
         </w:rPr>
-        <w:t>✅ Что реально помогает без клинического отбеливания</w:t>
+        <w:t>Профессиональная чистка.</w:t>
       </w:r>
     </w:p>
     <w:p>
       <w:pPr>
-        <w:spacing w:after="80" w:before="0"/>
-      </w:pPr>
-      <w:r>
-        <w:rPr>
-          <w:rFonts w:ascii="Arial" w:hAnsi="Arial"/>
-          <w:b w:val="0"/>
-          <w:sz w:val="24"/>
-        </w:rPr>
-        <w:t>1. Профессиональная чистка.</w:t>
-      </w:r>
-    </w:p>
-    <w:p>
-      <w:pPr>
-        <w:spacing w:after="80" w:before="0"/>
+        <w:spacing w:before="0" w:after="120" w:line="269" w:lineRule="auto"/>
       </w:pPr>
       <w:r>
         <w:rPr>
@@ -95,20 +92,28 @@
     </w:p>
     <w:p>
       <w:pPr>
-        <w:spacing w:after="80" w:before="0"/>
+        <w:spacing w:after="80" w:line="269" w:lineRule="auto"/>
       </w:pPr>
+      <w:r>
+        <w:rPr>
+          <w:rFonts w:ascii="Arial" w:hAnsi="Arial"/>
+          <w:b/>
+          <w:sz w:val="24"/>
+        </w:rPr>
+        <w:t xml:space="preserve">2. </w:t>
+      </w:r>
       <w:r>
         <w:rPr>
           <w:rFonts w:ascii="Arial" w:hAnsi="Arial"/>
           <w:b w:val="0"/>
           <w:sz w:val="24"/>
         </w:rPr>
-        <w:t>2. Правильная ежедневная гигиена.</w:t>
+        <w:t>Правильная ежедневная гигиена.</w:t>
       </w:r>
     </w:p>
     <w:p>
       <w:pPr>
-        <w:spacing w:after="80" w:before="0"/>
+        <w:spacing w:before="0" w:after="120" w:line="269" w:lineRule="auto"/>
       </w:pPr>
       <w:r>
         <w:rPr>
@@ -121,20 +126,28 @@
     </w:p>
     <w:p>
       <w:pPr>
-        <w:spacing w:after="80" w:before="0"/>
+        <w:spacing w:after="80" w:line="269" w:lineRule="auto"/>
       </w:pPr>
+      <w:r>
+        <w:rPr>
+          <w:rFonts w:ascii="Arial" w:hAnsi="Arial"/>
+          <w:b/>
+          <w:sz w:val="24"/>
+        </w:rPr>
+        <w:t xml:space="preserve">3. </w:t>
+      </w:r>
       <w:r>
         <w:rPr>
           <w:rFonts w:ascii="Arial" w:hAnsi="Arial"/>
           <w:b w:val="0"/>
           <w:sz w:val="24"/>
         </w:rPr>
-        <w:t>3. Меньше красящих привычек «без смывания».</w:t>
+        <w:t>Меньше красящих привычек «без смывания».</w:t>
       </w:r>
     </w:p>
     <w:p>
       <w:pPr>
-        <w:spacing w:after="80" w:before="0"/>
+        <w:spacing w:before="0" w:after="120" w:line="269" w:lineRule="auto"/>
       </w:pPr>
       <w:r>
         <w:rPr>
@@ -147,20 +160,28 @@
     </w:p>
     <w:p>
       <w:pPr>
-        <w:spacing w:after="80" w:before="0"/>
+        <w:spacing w:after="80" w:line="269" w:lineRule="auto"/>
       </w:pPr>
+      <w:r>
+        <w:rPr>
+          <w:rFonts w:ascii="Arial" w:hAnsi="Arial"/>
+          <w:b/>
+          <w:sz w:val="24"/>
+        </w:rPr>
+        <w:t xml:space="preserve">4. </w:t>
+      </w:r>
       <w:r>
         <w:rPr>
           <w:rFonts w:ascii="Arial" w:hAnsi="Arial"/>
           <w:b w:val="0"/>
           <w:sz w:val="24"/>
         </w:rPr>
-        <w:t>4. Бережные пасты курсом.</w:t>
+        <w:t>Бережные пасты курсом.</w:t>
       </w:r>
     </w:p>
     <w:p>
       <w:pPr>
-        <w:spacing w:after="80" w:before="0"/>
+        <w:spacing w:before="0" w:after="120" w:line="269" w:lineRule="auto"/>
       </w:pPr>
       <w:r>
         <w:rPr>
@@ -173,20 +194,28 @@
     </w:p>
     <w:p>
       <w:pPr>
-        <w:spacing w:after="80" w:before="0"/>
+        <w:spacing w:after="80" w:line="269" w:lineRule="auto"/>
       </w:pPr>
+      <w:r>
+        <w:rPr>
+          <w:rFonts w:ascii="Arial" w:hAnsi="Arial"/>
+          <w:b/>
+          <w:sz w:val="24"/>
+        </w:rPr>
+        <w:t xml:space="preserve">5. </w:t>
+      </w:r>
       <w:r>
         <w:rPr>
           <w:rFonts w:ascii="Arial" w:hAnsi="Arial"/>
           <w:b w:val="0"/>
           <w:sz w:val="24"/>
         </w:rPr>
-        <w:t>5. Исправление стоматологических причин.</w:t>
+        <w:t>Исправление стоматологических причин.</w:t>
       </w:r>
     </w:p>
     <w:p>
       <w:pPr>
-        <w:spacing w:after="80" w:before="0"/>
+        <w:spacing w:before="0" w:after="120" w:line="269" w:lineRule="auto"/>
       </w:pPr>
       <w:r>
         <w:rPr>
@@ -199,20 +228,21 @@
     </w:p>
     <w:p>
       <w:pPr>
-        <w:spacing w:after="80" w:before="0"/>
+        <w:spacing w:before="80" w:after="100" w:line="269" w:lineRule="auto"/>
       </w:pPr>
       <w:r>
         <w:rPr>
           <w:rFonts w:ascii="Arial" w:hAnsi="Arial"/>
-          <w:b w:val="0"/>
-          <w:sz w:val="24"/>
+          <w:b/>
+          <w:color w:val="1F4E79"/>
+          <w:sz w:val="26"/>
         </w:rPr>
         <w:t>📌 Чего ждать не стоит</w:t>
       </w:r>
     </w:p>
     <w:p>
       <w:pPr>
-        <w:spacing w:after="80" w:before="0"/>
+        <w:spacing w:before="0" w:after="120" w:line="269" w:lineRule="auto"/>
       </w:pPr>
       <w:r>
         <w:rPr>
@@ -225,20 +255,21 @@
     </w:p>
     <w:p>
       <w:pPr>
-        <w:spacing w:after="80" w:before="0"/>
+        <w:spacing w:before="80" w:after="100" w:line="269" w:lineRule="auto"/>
       </w:pPr>
       <w:r>
         <w:rPr>
           <w:rFonts w:ascii="Arial" w:hAnsi="Arial"/>
-          <w:b w:val="0"/>
-          <w:sz w:val="24"/>
+          <w:b/>
+          <w:color w:val="1F4E79"/>
+          <w:sz w:val="26"/>
         </w:rPr>
         <w:t>⚠️ Когда нужно отбеливание или другой метод</w:t>
       </w:r>
     </w:p>
     <w:p>
       <w:pPr>
-        <w:spacing w:after="80" w:before="0"/>
+        <w:spacing w:before="0" w:after="120" w:line="269" w:lineRule="auto"/>
       </w:pPr>
       <w:r>
         <w:rPr>
@@ -251,20 +282,21 @@
     </w:p>
     <w:p>
       <w:pPr>
-        <w:spacing w:after="80" w:before="0"/>
+        <w:spacing w:before="80" w:after="100" w:line="269" w:lineRule="auto"/>
       </w:pPr>
       <w:r>
         <w:rPr>
           <w:rFonts w:ascii="Arial" w:hAnsi="Arial"/>
-          <w:b w:val="0"/>
-          <w:sz w:val="24"/>
+          <w:b/>
+          <w:color w:val="1F4E79"/>
+          <w:sz w:val="26"/>
         </w:rPr>
         <w:t>🚫 Осторожно</w:t>
       </w:r>
     </w:p>
     <w:p>
       <w:pPr>
-        <w:spacing w:after="80" w:before="0"/>
+        <w:spacing w:before="0" w:after="60" w:line="269" w:lineRule="auto"/>
       </w:pPr>
       <w:r>
         <w:rPr>
@@ -277,7 +309,7 @@
     </w:p>
     <w:p>
       <w:pPr>
-        <w:spacing w:after="80" w:before="0"/>
+        <w:spacing w:before="0" w:after="60" w:line="269" w:lineRule="auto"/>
       </w:pPr>
       <w:r>
         <w:rPr>
@@ -290,20 +322,21 @@
     </w:p>
     <w:p>
       <w:pPr>
-        <w:spacing w:after="80" w:before="0"/>
+        <w:spacing w:before="80" w:after="100" w:line="269" w:lineRule="auto"/>
       </w:pPr>
       <w:r>
         <w:rPr>
           <w:rFonts w:ascii="Arial" w:hAnsi="Arial"/>
-          <w:b w:val="0"/>
-          <w:sz w:val="24"/>
+          <w:b/>
+          <w:color w:val="1F4E79"/>
+          <w:sz w:val="26"/>
         </w:rPr>
         <w:t>💡 Важно</w:t>
       </w:r>
     </w:p>
     <w:p>
       <w:pPr>
-        <w:spacing w:after="80" w:before="0"/>
+        <w:spacing w:before="0" w:after="120" w:line="269" w:lineRule="auto"/>
       </w:pPr>
       <w:r>
         <w:rPr>
@@ -316,7 +349,198 @@
     </w:p>
     <w:p>
       <w:pPr>
-        <w:spacing w:after="80" w:before="0"/>
+        <w:spacing w:before="0" w:after="80" w:line="269" w:lineRule="auto"/>
+      </w:pPr>
+      <w:r>
+        <w:rPr>
+          <w:rFonts w:ascii="Arial" w:hAnsi="Arial"/>
+          <w:b/>
+          <w:sz w:val="24"/>
+        </w:rPr>
+        <w:t>📞 Запись в Королёвскую стоматологическую поликлинику: 8 (499) 490-55-55</w:t>
+      </w:r>
+    </w:p>
+    <w:p>
+      <w:pPr>
+        <w:spacing w:before="0" w:after="80" w:line="269" w:lineRule="auto"/>
+      </w:pPr>
+      <w:r>
+        <w:rPr>
+          <w:rFonts w:ascii="Arial" w:hAnsi="Arial"/>
+          <w:b/>
+          <w:sz w:val="24"/>
+        </w:rPr>
+        <w:t>🌐 https://clck.ru/3N8E8Q</w:t>
+      </w:r>
+    </w:p>
+    <w:p>
+      <w:pPr>
+        <w:spacing w:before="0" w:after="80" w:line="269" w:lineRule="auto"/>
+      </w:pPr>
+      <w:r>
+        <w:rPr>
+          <w:rFonts w:ascii="Arial" w:hAnsi="Arial"/>
+          <w:b w:val="0"/>
+          <w:sz w:val="24"/>
+        </w:rPr>
+        <w:t>#КоролёвскаяСтоматологическаяПоликлиника #КоролёвскаяСтоматология #стоматологияКоролёв</w:t>
+      </w:r>
+    </w:p>
+    <w:p>
+      <w:r>
+        <w:br w:type="page"/>
+      </w:r>
+    </w:p>
+    <w:p>
+      <w:pPr>
+        <w:spacing w:before="0" w:after="160" w:line="269" w:lineRule="auto"/>
+      </w:pPr>
+      <w:r>
+        <w:rPr>
+          <w:rFonts w:ascii="Arial" w:hAnsi="Arial"/>
+          <w:b/>
+          <w:color w:val="C00000"/>
+          <w:sz w:val="30"/>
+        </w:rPr>
+        <w:t>для Макс,Телеграм:</w:t>
+      </w:r>
+    </w:p>
+    <w:p>
+      <w:pPr>
+        <w:spacing w:before="0" w:after="240" w:line="269" w:lineRule="auto"/>
+      </w:pPr>
+      <w:r>
+        <w:rPr>
+          <w:rFonts w:ascii="Arial" w:hAnsi="Arial"/>
+          <w:b/>
+          <w:sz w:val="36"/>
+        </w:rPr>
+        <w:t>Можно ли вернуть естественный цвет зубов без отбеливания</w:t>
+      </w:r>
+    </w:p>
+    <w:p>
+      <w:pPr>
+        <w:spacing w:before="0" w:after="120" w:line="269" w:lineRule="auto"/>
+      </w:pPr>
+      <w:r>
+        <w:rPr>
+          <w:rFonts w:ascii="Arial" w:hAnsi="Arial"/>
+          <w:b w:val="0"/>
+          <w:sz w:val="24"/>
+        </w:rPr>
+        <w:t>🦷✨ Иногда зубы темнее из-за налёта, а не потому что «нужно срочно отбеливать».</w:t>
+      </w:r>
+    </w:p>
+    <w:p>
+      <w:pPr>
+        <w:spacing w:before="80" w:after="100" w:line="269" w:lineRule="auto"/>
+      </w:pPr>
+      <w:r>
+        <w:rPr>
+          <w:rFonts w:ascii="Arial" w:hAnsi="Arial"/>
+          <w:b/>
+          <w:color w:val="1F4E79"/>
+          <w:sz w:val="26"/>
+        </w:rPr>
+        <w:t>✅ Что помогает без отбеливания:</w:t>
+      </w:r>
+    </w:p>
+    <w:p>
+      <w:pPr>
+        <w:spacing w:before="0" w:after="60" w:line="269" w:lineRule="auto"/>
+      </w:pPr>
+      <w:r>
+        <w:rPr>
+          <w:rFonts w:ascii="Arial" w:hAnsi="Arial"/>
+          <w:b w:val="0"/>
+          <w:sz w:val="24"/>
+        </w:rPr>
+        <w:t>— профессиональная чистка</w:t>
+      </w:r>
+    </w:p>
+    <w:p>
+      <w:pPr>
+        <w:spacing w:before="0" w:after="60" w:line="269" w:lineRule="auto"/>
+      </w:pPr>
+      <w:r>
+        <w:rPr>
+          <w:rFonts w:ascii="Arial" w:hAnsi="Arial"/>
+          <w:b w:val="0"/>
+          <w:sz w:val="24"/>
+        </w:rPr>
+        <w:t>— ежедневная гигиена с межзубным уходом</w:t>
+      </w:r>
+    </w:p>
+    <w:p>
+      <w:pPr>
+        <w:spacing w:before="0" w:after="60" w:line="269" w:lineRule="auto"/>
+      </w:pPr>
+      <w:r>
+        <w:rPr>
+          <w:rFonts w:ascii="Arial" w:hAnsi="Arial"/>
+          <w:b w:val="0"/>
+          <w:sz w:val="24"/>
+        </w:rPr>
+        <w:t>— вода после кофе и чая</w:t>
+      </w:r>
+    </w:p>
+    <w:p>
+      <w:pPr>
+        <w:spacing w:before="0" w:after="60" w:line="269" w:lineRule="auto"/>
+      </w:pPr>
+      <w:r>
+        <w:rPr>
+          <w:rFonts w:ascii="Arial" w:hAnsi="Arial"/>
+          <w:b w:val="0"/>
+          <w:sz w:val="24"/>
+        </w:rPr>
+        <w:t>— бережная паста курсом</w:t>
+      </w:r>
+    </w:p>
+    <w:p>
+      <w:pPr>
+        <w:spacing w:before="0" w:after="60" w:line="269" w:lineRule="auto"/>
+      </w:pPr>
+      <w:r>
+        <w:rPr>
+          <w:rFonts w:ascii="Arial" w:hAnsi="Arial"/>
+          <w:b w:val="0"/>
+          <w:sz w:val="24"/>
+        </w:rPr>
+        <w:t>— замена старых шероховатых пломб по показаниям</w:t>
+      </w:r>
+    </w:p>
+    <w:p>
+      <w:pPr>
+        <w:spacing w:before="80" w:after="100" w:line="269" w:lineRule="auto"/>
+      </w:pPr>
+      <w:r>
+        <w:rPr>
+          <w:rFonts w:ascii="Arial" w:hAnsi="Arial"/>
+          <w:b/>
+          <w:color w:val="1F4E79"/>
+          <w:sz w:val="26"/>
+        </w:rPr>
+        <w:t>🚫 Лайфхаки с содой и кислотами часто вредят эмали.</w:t>
+      </w:r>
+    </w:p>
+    <w:p>
+      <w:pPr>
+        <w:spacing w:before="80" w:after="100" w:line="269" w:lineRule="auto"/>
+      </w:pPr>
+      <w:r>
+        <w:rPr>
+          <w:rFonts w:ascii="Arial" w:hAnsi="Arial"/>
+          <w:b/>
+          <w:color w:val="1F4E79"/>
+          <w:sz w:val="26"/>
+        </w:rPr>
+        <w:t>💡 Если после чистки цвет всё равно не нравится — обсудите с врачом безопасное отбеливание.</w:t>
+      </w:r>
+    </w:p>
+    <w:p>
+      <w:pPr>
+        <w:spacing w:before="0" w:after="80" w:line="269" w:lineRule="auto"/>
       </w:pPr>
       <w:r>
         <w:rPr>
@@ -329,7 +553,7 @@
     </w:p>
     <w:p>
       <w:pPr>
-        <w:spacing w:after="80" w:before="0"/>
+        <w:spacing w:before="0" w:after="80" w:line="269" w:lineRule="auto"/>
       </w:pPr>
       <w:r>
         <w:rPr>
@@ -342,201 +566,7 @@
     </w:p>
     <w:p>
       <w:pPr>
-        <w:spacing w:after="80" w:before="0"/>
-      </w:pPr>
-      <w:r>
-        <w:rPr>
-          <w:rFonts w:ascii="Arial" w:hAnsi="Arial"/>
-          <w:b w:val="0"/>
-          <w:sz w:val="24"/>
-        </w:rPr>
-        <w:t>#КоролёвскаяСтоматологическаяПоликлиника #КоролёвскаяСтоматология #стоматологияКоролёв</w:t>
-      </w:r>
-    </w:p>
-    <w:p>
-      <w:pPr>
-        <w:spacing w:after="120" w:before="0"/>
-      </w:pPr>
-      <w:r>
-        <w:rPr>
-          <w:rFonts w:ascii="Arial" w:hAnsi="Arial"/>
-          <w:b w:val="0"/>
-          <w:sz w:val="24"/>
-        </w:rPr>
-      </w:r>
-    </w:p>
-    <w:p>
-      <w:pPr>
-        <w:spacing w:after="160" w:before="0"/>
-      </w:pPr>
-      <w:r>
-        <w:rPr>
-          <w:rFonts w:ascii="Arial" w:hAnsi="Arial"/>
-          <w:b w:val="0"/>
-          <w:sz w:val="24"/>
-        </w:rPr>
-        <w:t>——————</w:t>
-      </w:r>
-    </w:p>
-    <w:p>
-      <w:pPr>
-        <w:spacing w:after="200" w:before="0"/>
-      </w:pPr>
-      <w:r>
-        <w:rPr>
-          <w:rFonts w:ascii="Arial" w:hAnsi="Arial"/>
-          <w:b/>
-          <w:sz w:val="28"/>
-        </w:rPr>
-        <w:t>Версия для Telegram / MAX (ТГ)</w:t>
-      </w:r>
-    </w:p>
-    <w:p>
-      <w:pPr>
-        <w:spacing w:after="80" w:before="0"/>
-      </w:pPr>
-      <w:r>
-        <w:rPr>
-          <w:rFonts w:ascii="Arial" w:hAnsi="Arial"/>
-          <w:b w:val="0"/>
-          <w:sz w:val="24"/>
-        </w:rPr>
-        <w:t>🦷✨ Иногда зубы темнее из-за налёта, а не потому что «нужно срочно отбеливать».</w:t>
-      </w:r>
-    </w:p>
-    <w:p>
-      <w:pPr>
-        <w:spacing w:after="80" w:before="0"/>
-      </w:pPr>
-      <w:r>
-        <w:rPr>
-          <w:rFonts w:ascii="Arial" w:hAnsi="Arial"/>
-          <w:b w:val="0"/>
-          <w:sz w:val="24"/>
-        </w:rPr>
-        <w:t>✅ Что помогает без отбеливания:</w:t>
-      </w:r>
-    </w:p>
-    <w:p>
-      <w:pPr>
-        <w:spacing w:after="80" w:before="0"/>
-      </w:pPr>
-      <w:r>
-        <w:rPr>
-          <w:rFonts w:ascii="Arial" w:hAnsi="Arial"/>
-          <w:b w:val="0"/>
-          <w:sz w:val="24"/>
-        </w:rPr>
-        <w:t>— профессиональная чистка</w:t>
-      </w:r>
-    </w:p>
-    <w:p>
-      <w:pPr>
-        <w:spacing w:after="80" w:before="0"/>
-      </w:pPr>
-      <w:r>
-        <w:rPr>
-          <w:rFonts w:ascii="Arial" w:hAnsi="Arial"/>
-          <w:b w:val="0"/>
-          <w:sz w:val="24"/>
-        </w:rPr>
-        <w:t>— ежедневная гигиена с межзубным уходом</w:t>
-      </w:r>
-    </w:p>
-    <w:p>
-      <w:pPr>
-        <w:spacing w:after="80" w:before="0"/>
-      </w:pPr>
-      <w:r>
-        <w:rPr>
-          <w:rFonts w:ascii="Arial" w:hAnsi="Arial"/>
-          <w:b w:val="0"/>
-          <w:sz w:val="24"/>
-        </w:rPr>
-        <w:t>— вода после кофе и чая</w:t>
-      </w:r>
-    </w:p>
-    <w:p>
-      <w:pPr>
-        <w:spacing w:after="80" w:before="0"/>
-      </w:pPr>
-      <w:r>
-        <w:rPr>
-          <w:rFonts w:ascii="Arial" w:hAnsi="Arial"/>
-          <w:b w:val="0"/>
-          <w:sz w:val="24"/>
-        </w:rPr>
-        <w:t>— бережная паста курсом</w:t>
-      </w:r>
-    </w:p>
-    <w:p>
-      <w:pPr>
-        <w:spacing w:after="80" w:before="0"/>
-      </w:pPr>
-      <w:r>
-        <w:rPr>
-          <w:rFonts w:ascii="Arial" w:hAnsi="Arial"/>
-          <w:b w:val="0"/>
-          <w:sz w:val="24"/>
-        </w:rPr>
-        <w:t>— замена старых шероховатых пломб по показаниям</w:t>
-      </w:r>
-    </w:p>
-    <w:p>
-      <w:pPr>
-        <w:spacing w:after="120" w:before="0"/>
-      </w:pPr>
-      <w:r>
-        <w:rPr>
-          <w:rFonts w:ascii="Arial" w:hAnsi="Arial"/>
-          <w:b/>
-          <w:sz w:val="26"/>
-        </w:rPr>
-        <w:t>🚫 Лайфхаки с содой и кислотами часто вредят эмали.</w:t>
-      </w:r>
-    </w:p>
-    <w:p>
-      <w:pPr>
-        <w:spacing w:after="80" w:before="0"/>
-      </w:pPr>
-      <w:r>
-        <w:rPr>
-          <w:rFonts w:ascii="Arial" w:hAnsi="Arial"/>
-          <w:b w:val="0"/>
-          <w:sz w:val="24"/>
-        </w:rPr>
-        <w:t>💡 Если после чистки цвет всё равно не нравится — обсудите с врачом безопасное отбеливание.</w:t>
-      </w:r>
-    </w:p>
-    <w:p>
-      <w:pPr>
-        <w:spacing w:after="80" w:before="0"/>
-      </w:pPr>
-      <w:r>
-        <w:rPr>
-          <w:rFonts w:ascii="Arial" w:hAnsi="Arial"/>
-          <w:b w:val="0"/>
-          <w:sz w:val="24"/>
-        </w:rPr>
-        <w:t>📞 Запись в Королёвскую стоматологическую поликлинику: 8 (499) 490-55-55</w:t>
-      </w:r>
-    </w:p>
-    <w:p>
-      <w:pPr>
-        <w:spacing w:after="80" w:before="0"/>
-      </w:pPr>
-      <w:r>
-        <w:rPr>
-          <w:rFonts w:ascii="Arial" w:hAnsi="Arial"/>
-          <w:b w:val="0"/>
-          <w:sz w:val="24"/>
-        </w:rPr>
-        <w:t>🌐 https://clck.ru/3N8E8Q</w:t>
-      </w:r>
-    </w:p>
-    <w:p>
-      <w:pPr>
-        <w:spacing w:after="80" w:before="0"/>
+        <w:spacing w:before="0" w:after="80" w:line="269" w:lineRule="auto"/>
       </w:pPr>
       <w:r>
         <w:rPr>
